--- a/literature/J Appl Ecol 2026-08-25/Title page.docx
+++ b/literature/J Appl Ecol 2026-08-25/Title page.docx
@@ -1,6 +1,6 @@
 
 <file path=word/document.xml><?xml version="1.0" encoding="utf-8"?>
-<w:document xmlns:wpc="http://schemas.microsoft.com/office/word/2010/wordprocessingCanvas" xmlns:cx="http://schemas.microsoft.com/office/drawing/2014/chartex" xmlns:cx1="http://schemas.microsoft.com/office/drawing/2015/9/8/chartex" xmlns:cx2="http://schemas.microsoft.com/office/drawing/2015/10/21/chartex" xmlns:cx3="http://schemas.microsoft.com/office/drawing/2016/5/9/chartex" xmlns:cx4="http://schemas.microsoft.com/office/drawing/2016/5/10/chartex" xmlns:cx5="http://schemas.microsoft.com/office/drawing/2016/5/11/chartex" xmlns:cx6="http://schemas.microsoft.com/office/drawing/2016/5/12/chartex" xmlns:cx7="http://schemas.microsoft.com/office/drawing/2016/5/13/chartex" xmlns:cx8="http://schemas.microsoft.com/office/drawing/2016/5/14/chartex" xmlns:mc="http://schemas.openxmlformats.org/markup-compatibility/2006" xmlns:aink="http://schemas.microsoft.com/office/drawing/2016/ink" xmlns:am3d="http://schemas.microsoft.com/office/drawing/2017/model3d" xmlns:o="urn:schemas-microsoft-com:office:office" xmlns:oel="http://schemas.microsoft.com/office/2019/extlst" xmlns:r="http://schemas.openxmlformats.org/officeDocument/2006/relationships" xmlns:m="http://schemas.openxmlformats.org/officeDocument/2006/math" xmlns:v="urn:schemas-microsoft-com:vml" xmlns:wp14="http://schemas.microsoft.com/office/word/2010/wordprocessingDrawing" xmlns:wp="http://schemas.openxmlformats.org/drawingml/2006/wordprocessingDrawing" xmlns:w10="urn:schemas-microsoft-com:office:word" xmlns:w="http://schemas.openxmlformats.org/wordprocessingml/2006/main" xmlns:w14="http://schemas.microsoft.com/office/word/2010/wordml" xmlns:w15="http://schemas.microsoft.com/office/word/2012/wordml" xmlns:w16cex="http://schemas.microsoft.com/office/word/2018/wordml/cex" xmlns:w16cid="http://schemas.microsoft.com/office/word/2016/wordml/cid" xmlns:w16="http://schemas.microsoft.com/office/word/2018/wordml" xmlns:w16du="http://schemas.microsoft.com/office/word/2023/wordml/word16du" xmlns:w16sdtdh="http://schemas.microsoft.com/office/word/2020/wordml/sdtdatahash" xmlns:w16sdtfl="http://schemas.microsoft.com/office/word/2024/wordml/sdtformatlock" xmlns:w16se="http://schemas.microsoft.com/office/word/2015/wordml/symex" xmlns:wpg="http://schemas.microsoft.com/office/word/2010/wordprocessingGroup" xmlns:wpi="http://schemas.microsoft.com/office/word/2010/wordprocessingInk" xmlns:wne="http://schemas.microsoft.com/office/word/2006/wordml" xmlns:wps="http://schemas.microsoft.com/office/word/2010/wordprocessingShape" mc:Ignorable="w14 w15 w16se w16cid w16 w16cex w16sdtdh w16sdtfl w16du wp14">
+<w:document xmlns:wpc="http://schemas.microsoft.com/office/word/2010/wordprocessingCanvas" xmlns:cx="http://schemas.microsoft.com/office/drawing/2014/chartex" xmlns:cx1="http://schemas.microsoft.com/office/drawing/2015/9/8/chartex" xmlns:cx2="http://schemas.microsoft.com/office/drawing/2015/10/21/chartex" xmlns:cx3="http://schemas.microsoft.com/office/drawing/2016/5/9/chartex" xmlns:cx4="http://schemas.microsoft.com/office/drawing/2016/5/10/chartex" xmlns:cx5="http://schemas.microsoft.com/office/drawing/2016/5/11/chartex" xmlns:cx6="http://schemas.microsoft.com/office/drawing/2016/5/12/chartex" xmlns:cx7="http://schemas.microsoft.com/office/drawing/2016/5/13/chartex" xmlns:cx8="http://schemas.microsoft.com/office/drawing/2016/5/14/chartex" xmlns:mc="http://schemas.openxmlformats.org/markup-compatibility/2006" xmlns:aink="http://schemas.microsoft.com/office/drawing/2016/ink" xmlns:am3d="http://schemas.microsoft.com/office/drawing/2017/model3d" xmlns:o="urn:schemas-microsoft-com:office:office" xmlns:oel="http://schemas.microsoft.com/office/2019/extlst" xmlns:r="http://schemas.openxmlformats.org/officeDocument/2006/relationships" xmlns:m="http://schemas.openxmlformats.org/officeDocument/2006/math" xmlns:v="urn:schemas-microsoft-com:vml" xmlns:wp14="http://schemas.microsoft.com/office/word/2010/wordprocessingDrawing" xmlns:wp="http://schemas.openxmlformats.org/drawingml/2006/wordprocessingDrawing" xmlns:w10="urn:schemas-microsoft-com:office:word" xmlns:w="http://schemas.openxmlformats.org/wordprocessingml/2006/main" xmlns:w14="http://schemas.microsoft.com/office/word/2010/wordml" xmlns:w15="http://schemas.microsoft.com/office/word/2012/wordml" xmlns:w16cei="http://schemas.microsoft.com/office/word/2026/wordml/cei" xmlns:w16cex="http://schemas.microsoft.com/office/word/2018/wordml/cex" xmlns:w16cid="http://schemas.microsoft.com/office/word/2016/wordml/cid" xmlns:w16="http://schemas.microsoft.com/office/word/2018/wordml" xmlns:w16du="http://schemas.microsoft.com/office/word/2023/wordml/word16du" xmlns:w16sdtdh="http://schemas.microsoft.com/office/word/2020/wordml/sdtdatahash" xmlns:w16sdtfl="http://schemas.microsoft.com/office/word/2024/wordml/sdtformatlock" xmlns:w16se="http://schemas.microsoft.com/office/word/2015/wordml/symex" xmlns:wpg="http://schemas.microsoft.com/office/word/2010/wordprocessingGroup" xmlns:wpi="http://schemas.microsoft.com/office/word/2010/wordprocessingInk" xmlns:wne="http://schemas.microsoft.com/office/word/2006/wordml" xmlns:wps="http://schemas.microsoft.com/office/word/2010/wordprocessingShape" mc:Ignorable="w14 w15 w16se w16cid w16 w16cex w16sdtdh w16sdtfl w16du wp14">
   <w:body>
     <w:p>
       <w:bookmarkStart w:id="0" w:name="_Hlk197109186"/>
@@ -316,19 +316,44 @@
     </w:p>
     <w:p>
       <w:r>
-        <w:t xml:space="preserve">All data and code used to conduct this research are available in the public GitHub repository: https://github.com/aidanbrushett/OSM_red_squirrel_distribution and will be archived on </w:t>
-      </w:r>
-      <w:r>
-        <w:t>Borealis</w:t>
-      </w:r>
-      <w:r>
-        <w:t xml:space="preserve"> </w:t>
-      </w:r>
-      <w:r>
-        <w:t xml:space="preserve">Dataverse </w:t>
-      </w:r>
-      <w:r>
-        <w:t>permanently following acceptance.</w:t>
+        <w:t xml:space="preserve">All data and code used to conduct this research are available in </w:t>
+      </w:r>
+      <w:r>
+        <w:t xml:space="preserve">the Borealis Dataverse Deposit: </w:t>
+      </w:r>
+      <w:r>
+        <w:t> </w:t>
+      </w:r>
+      <w:hyperlink r:id="rId7" w:tgtFrame="_blank" w:history="1">
+        <w:r>
+          <w:rPr>
+            <w:rStyle w:val="Hyperlink"/>
+          </w:rPr>
+          <w:t>https://doi.org/10.5683/SP4/VIC1LT</w:t>
+        </w:r>
+      </w:hyperlink>
+      <w:r>
+        <w:t xml:space="preserve">. </w:t>
+      </w:r>
+      <w:r>
+        <w:t xml:space="preserve">All data and code used to conduct this research are </w:t>
+      </w:r>
+      <w:r>
+        <w:t xml:space="preserve">also available in </w:t>
+      </w:r>
+      <w:r>
+        <w:t xml:space="preserve">the public GitHub repository: </w:t>
+      </w:r>
+      <w:hyperlink r:id="rId8" w:history="1">
+        <w:r>
+          <w:rPr>
+            <w:rStyle w:val="Hyperlink"/>
+          </w:rPr>
+          <w:t>https://github.com/aidanbrushett/OSM_red_squirrel_distribution</w:t>
+        </w:r>
+      </w:hyperlink>
+      <w:r>
+        <w:t>.</w:t>
       </w:r>
     </w:p>
     <w:sectPr>
@@ -995,7 +1020,6 @@
   <w:style w:type="character" w:default="1" w:styleId="DefaultParagraphFont">
     <w:name w:val="Default Paragraph Font"/>
     <w:uiPriority w:val="1"/>
-    <w:semiHidden/>
     <w:unhideWhenUsed/>
   </w:style>
   <w:style w:type="table" w:default="1" w:styleId="TableNormal">
@@ -1428,6 +1452,29 @@
       <w:szCs w:val="20"/>
       <w:lang w:val="en" w:eastAsia="en-CA"/>
       <w14:ligatures w14:val="none"/>
+    </w:rPr>
+  </w:style>
+  <w:style w:type="character" w:styleId="Hyperlink">
+    <w:name w:val="Hyperlink"/>
+    <w:basedOn w:val="DefaultParagraphFont"/>
+    <w:uiPriority w:val="99"/>
+    <w:unhideWhenUsed/>
+    <w:rsid w:val="00A63FA7"/>
+    <w:rPr>
+      <w:color w:val="467886" w:themeColor="hyperlink"/>
+      <w:u w:val="single"/>
+    </w:rPr>
+  </w:style>
+  <w:style w:type="character" w:styleId="UnresolvedMention">
+    <w:name w:val="Unresolved Mention"/>
+    <w:basedOn w:val="DefaultParagraphFont"/>
+    <w:uiPriority w:val="99"/>
+    <w:semiHidden/>
+    <w:unhideWhenUsed/>
+    <w:rsid w:val="00A63FA7"/>
+    <w:rPr>
+      <w:color w:val="605E5C"/>
+      <w:shd w:val="clear" w:color="auto" w:fill="E1DFDD"/>
     </w:rPr>
   </w:style>
 </w:styles>
@@ -1729,26 +1776,6 @@
 </file>
 
 <file path=customXml/item1.xml><?xml version="1.0" encoding="utf-8"?>
-<p:properties xmlns:p="http://schemas.microsoft.com/office/2006/metadata/properties" xmlns:xsi="http://www.w3.org/2001/XMLSchema-instance" xmlns:pc="http://schemas.microsoft.com/office/infopath/2007/PartnerControls">
-  <documentManagement>
-    <lcf76f155ced4ddcb4097134ff3c332f xmlns="c0a0a0f1-3c46-4886-8e30-d043dc2f905a">
-      <Terms xmlns="http://schemas.microsoft.com/office/infopath/2007/PartnerControls"/>
-    </lcf76f155ced4ddcb4097134ff3c332f>
-    <TaxCatchAll xmlns="eadef010-0449-4dfd-aa06-d5d57999348a" xsi:nil="true"/>
-  </documentManagement>
-</p:properties>
-</file>
-
-<file path=customXml/item2.xml><?xml version="1.0" encoding="utf-8"?>
-<?mso-contentType ?>
-<FormTemplates xmlns="http://schemas.microsoft.com/sharepoint/v3/contenttype/forms">
-  <Display>DocumentLibraryForm</Display>
-  <Edit>DocumentLibraryForm</Edit>
-  <New>DocumentLibraryForm</New>
-</FormTemplates>
-</file>
-
-<file path=customXml/item3.xml><?xml version="1.0" encoding="utf-8"?>
 <ct:contentTypeSchema xmlns:ct="http://schemas.microsoft.com/office/2006/metadata/contentType" xmlns:ma="http://schemas.microsoft.com/office/2006/metadata/properties/metaAttributes" ct:_="" ma:_="" ma:contentTypeName="Document" ma:contentTypeID="0x010100EBA72E1DE2B58840A4B183E515DEA84C" ma:contentTypeVersion="14" ma:contentTypeDescription="Create a new document." ma:contentTypeScope="" ma:versionID="aefc8fcb08ac47a005fdefa29af34621">
   <xsd:schema xmlns:xsd="http://www.w3.org/2001/XMLSchema" xmlns:xs="http://www.w3.org/2001/XMLSchema" xmlns:p="http://schemas.microsoft.com/office/2006/metadata/properties" xmlns:ns2="c0a0a0f1-3c46-4886-8e30-d043dc2f905a" xmlns:ns3="eadef010-0449-4dfd-aa06-d5d57999348a" targetNamespace="http://schemas.microsoft.com/office/2006/metadata/properties" ma:root="true" ma:fieldsID="bffe585922b53ce43ce7894560982c5a" ns2:_="" ns3:_="">
     <xsd:import namespace="c0a0a0f1-3c46-4886-8e30-d043dc2f905a"/>
@@ -1961,26 +1988,27 @@
 </ct:contentTypeSchema>
 </file>
 
-<file path=customXml/itemProps1.xml><?xml version="1.0" encoding="utf-8"?>
-<ds:datastoreItem xmlns:ds="http://schemas.openxmlformats.org/officeDocument/2006/customXml" ds:itemID="{44F285B9-CC2D-406E-855B-584FD8BA7F5C}">
-  <ds:schemaRefs>
-    <ds:schemaRef ds:uri="http://schemas.microsoft.com/office/2006/metadata/properties"/>
-    <ds:schemaRef ds:uri="http://schemas.microsoft.com/office/infopath/2007/PartnerControls"/>
-    <ds:schemaRef ds:uri="c0a0a0f1-3c46-4886-8e30-d043dc2f905a"/>
-    <ds:schemaRef ds:uri="eadef010-0449-4dfd-aa06-d5d57999348a"/>
-  </ds:schemaRefs>
-</ds:datastoreItem>
+<file path=customXml/item2.xml><?xml version="1.0" encoding="utf-8"?>
+<?mso-contentType ?>
+<FormTemplates xmlns="http://schemas.microsoft.com/sharepoint/v3/contenttype/forms">
+  <Display>DocumentLibraryForm</Display>
+  <Edit>DocumentLibraryForm</Edit>
+  <New>DocumentLibraryForm</New>
+</FormTemplates>
 </file>
 
-<file path=customXml/itemProps2.xml><?xml version="1.0" encoding="utf-8"?>
-<ds:datastoreItem xmlns:ds="http://schemas.openxmlformats.org/officeDocument/2006/customXml" ds:itemID="{9990A361-00B5-405B-B439-218D9A8BCEA4}">
-  <ds:schemaRefs>
-    <ds:schemaRef ds:uri="http://schemas.microsoft.com/sharepoint/v3/contenttype/forms"/>
-  </ds:schemaRefs>
-</ds:datastoreItem>
+<file path=customXml/item3.xml><?xml version="1.0" encoding="utf-8"?>
+<p:properties xmlns:p="http://schemas.microsoft.com/office/2006/metadata/properties" xmlns:xsi="http://www.w3.org/2001/XMLSchema-instance" xmlns:pc="http://schemas.microsoft.com/office/infopath/2007/PartnerControls">
+  <documentManagement>
+    <lcf76f155ced4ddcb4097134ff3c332f xmlns="c0a0a0f1-3c46-4886-8e30-d043dc2f905a">
+      <Terms xmlns="http://schemas.microsoft.com/office/infopath/2007/PartnerControls"/>
+    </lcf76f155ced4ddcb4097134ff3c332f>
+    <TaxCatchAll xmlns="eadef010-0449-4dfd-aa06-d5d57999348a" xsi:nil="true"/>
+  </documentManagement>
+</p:properties>
 </file>
 
-<file path=customXml/itemProps3.xml><?xml version="1.0" encoding="utf-8"?>
+<file path=customXml/itemProps1.xml><?xml version="1.0" encoding="utf-8"?>
 <ds:datastoreItem xmlns:ds="http://schemas.openxmlformats.org/officeDocument/2006/customXml" ds:itemID="{1439E195-48E3-4C07-A1BA-81E6158F0BB8}">
   <ds:schemaRefs>
     <ds:schemaRef ds:uri="http://schemas.microsoft.com/office/2006/metadata/contentType"/>
@@ -1997,4 +2025,23 @@
     <ds:schemaRef ds:uri="http://schemas.microsoft.com/internal/obd"/>
   </ds:schemaRefs>
 </ds:datastoreItem>
+</file>
+
+<file path=customXml/itemProps2.xml><?xml version="1.0" encoding="utf-8"?>
+<ds:datastoreItem xmlns:ds="http://schemas.openxmlformats.org/officeDocument/2006/customXml" ds:itemID="{9990A361-00B5-405B-B439-218D9A8BCEA4}">
+  <ds:schemaRefs>
+    <ds:schemaRef ds:uri="http://schemas.microsoft.com/sharepoint/v3/contenttype/forms"/>
+  </ds:schemaRefs>
+</ds:datastoreItem>
+</file>
+
+<file path=customXml/itemProps3.xml><?xml version="1.0" encoding="utf-8"?>
+<ds:datastoreItem xmlns:ds="http://schemas.openxmlformats.org/officeDocument/2006/customXml" ds:itemID="{44F285B9-CC2D-406E-855B-584FD8BA7F5C}">
+  <ds:schemaRefs>
+    <ds:schemaRef ds:uri="http://schemas.microsoft.com/office/2006/metadata/properties"/>
+    <ds:schemaRef ds:uri="http://schemas.microsoft.com/office/infopath/2007/PartnerControls"/>
+    <ds:schemaRef ds:uri="c0a0a0f1-3c46-4886-8e30-d043dc2f905a"/>
+    <ds:schemaRef ds:uri="eadef010-0449-4dfd-aa06-d5d57999348a"/>
+  </ds:schemaRefs>
+</ds:datastoreItem>
 </file>